--- a/docs/proposals/pyvar-iron-triangle-benchmark.docx
+++ b/docs/proposals/pyvar-iron-triangle-benchmark.docx
@@ -383,7 +383,7 @@
           <w:sz w:val="19"/>
           <w:szCs w:val="19"/>
         </w:rPr>
-        <w:t xml:space="preserve">This figure was itself corrected during this project's own development: an earlier public demo had reported roughly 154 seconds for a 1,000-path run because of a Lambda cache-hit bug in the metric it displayed, not the engine's real compute time — fixed and re-verified before being cited here. It is included as a data point in favour of the platform's engineering rigor, not glossed over.</w:t>
+        <w:t xml:space="preserve">This figure was itself corrected during this project's own development: an earlier public demo had reported roughly 154 seconds for a 1,000-path run because of a Lambda cache-hit defect in the metric it displayed, not the engine's real compute time — fixed and re-verified before being cited here. It is included as a data point in favour of the platform's engineering rigor, not glossed over.</w:t>
       </w:r>
     </w:p>
     <w:p>

--- a/docs/proposals/pyvar-iron-triangle-benchmark.docx
+++ b/docs/proposals/pyvar-iron-triangle-benchmark.docx
@@ -842,6 +842,408 @@
           <w:szCs w:val="21"/>
         </w:rPr>
         <w:t xml:space="preserve">If this comparison is going to be used in a funder-facing or public document beyond this internal brief, commission a small, disclosed, reproducible benchmark: the same well-defined risk calculation (e.g. a 99% 1-day historical VaR on a fixed public dataset), run against pyvar and at least one named vendor product under a licence that permits publishing the comparison, with the methodology published alongside the result. That is the credible version of this document; this version is the honest, currently-available one.</w:t>
+      </w:r>
+    </w:p>
+    <w:p>
+      <w:pPr>
+        <w:pStyle w:val="Heading1"/>
+      </w:pPr>
+      <w:r>
+        <w:rPr>
+          <w:rFonts w:ascii="Calibri" w:hAnsi="Calibri"/>
+          <w:b/>
+          <w:color w:val="1F1E1D"/>
+          <w:sz w:val="30"/>
+        </w:rPr>
+        <w:t>Architecture: how these numbers are actually produced</w:t>
+      </w:r>
+    </w:p>
+    <w:p>
+      <w:r>
+        <w:rPr>
+          <w:rFonts w:ascii="Calibri" w:hAnsi="Calibri"/>
+          <w:i w:val="0"/>
+          <w:color w:val="1F1E1D"/>
+          <w:sz w:val="21"/>
+        </w:rPr>
+        <w:t>Three design decisions carry essentially the entire cost and speed story. The compute kernel never leaves pure Python and never recompiles unnecessarily: random numbers are pre-drawn outside the JIT region, the outer simulation loop uses prange under @njit(parallel=True, cache=True), and cache=True means a fresh Celery worker scaling up from zero does not pay a full LLVM compilation cost on every job.</w:t>
+      </w:r>
+    </w:p>
+    <w:p>
+      <w:pPr>
+        <w:jc w:val="center"/>
+      </w:pPr>
+      <w:r>
+        <w:drawing>
+          <wp:inline xmlns:a="http://schemas.openxmlformats.org/drawingml/2006/main" xmlns:pic="http://schemas.openxmlformats.org/drawingml/2006/picture">
+            <wp:extent cx="5760720" cy="1780355"/>
+            <wp:docPr id="2" name="Picture 2"/>
+            <wp:cNvGraphicFramePr>
+              <a:graphicFrameLocks noChangeAspect="1"/>
+            </wp:cNvGraphicFramePr>
+            <a:graphic>
+              <a:graphicData uri="http://schemas.openxmlformats.org/drawingml/2006/picture">
+                <pic:pic>
+                  <pic:nvPicPr>
+                    <pic:cNvPr id="0" name="deepdive-kernel-lifecycle.jpg"/>
+                    <pic:cNvPicPr/>
+                  </pic:nvPicPr>
+                  <pic:blipFill>
+                    <a:blip r:embed="rId10"/>
+                    <a:stretch>
+                      <a:fillRect/>
+                    </a:stretch>
+                  </pic:blipFill>
+                  <pic:spPr>
+                    <a:xfrm>
+                      <a:off x="0" y="0"/>
+                      <a:ext cx="5760720" cy="1780355"/>
+                    </a:xfrm>
+                    <a:prstGeom prst="rect"/>
+                  </pic:spPr>
+                </pic:pic>
+              </a:graphicData>
+            </a:graphic>
+          </wp:inline>
+        </w:drawing>
+      </w:r>
+    </w:p>
+    <w:p>
+      <w:r>
+        <w:rPr>
+          <w:rFonts w:ascii="Calibri" w:hAnsi="Calibri"/>
+          <w:i/>
+          <w:color w:val="7A3620"/>
+          <w:sz w:val="18"/>
+        </w:rPr>
+        <w:t>One kernel call, three load-bearing rules (engine/montecarlo.py's _simulate_paths, annotated).</w:t>
+      </w:r>
+    </w:p>
+    <w:p>
+      <w:r>
+        <w:rPr>
+          <w:rFonts w:ascii="Calibri" w:hAnsi="Calibri"/>
+          <w:i w:val="0"/>
+          <w:color w:val="1F1E1D"/>
+          <w:sz w:val="21"/>
+        </w:rPr>
+        <w:t>Only one function in the whole API is actually asynchronous. The MCP server, pyvar-client, and pyvar-jupyter all converge on one SDK, so there is no duplicated auth or retry logic to keep in sync across three surfaces. 384 of 385 functions return a direct JSON response; only var.compute goes through Celery/SQS FIFO, with task_acks_late=True so a Spot interruption never silently loses a job mid-run.</w:t>
+      </w:r>
+    </w:p>
+    <w:p>
+      <w:pPr>
+        <w:jc w:val="center"/>
+      </w:pPr>
+      <w:r>
+        <w:drawing>
+          <wp:inline xmlns:a="http://schemas.openxmlformats.org/drawingml/2006/main" xmlns:pic="http://schemas.openxmlformats.org/drawingml/2006/picture">
+            <wp:extent cx="5760720" cy="4554988"/>
+            <wp:docPr id="3" name="Picture 3"/>
+            <wp:cNvGraphicFramePr>
+              <a:graphicFrameLocks noChangeAspect="1"/>
+            </wp:cNvGraphicFramePr>
+            <a:graphic>
+              <a:graphicData uri="http://schemas.openxmlformats.org/drawingml/2006/picture">
+                <pic:pic>
+                  <pic:nvPicPr>
+                    <pic:cNvPr id="0" name="deepdive-request-path.jpg"/>
+                    <pic:cNvPicPr/>
+                  </pic:nvPicPr>
+                  <pic:blipFill>
+                    <a:blip r:embed="rId11"/>
+                    <a:stretch>
+                      <a:fillRect/>
+                    </a:stretch>
+                  </pic:blipFill>
+                  <pic:spPr>
+                    <a:xfrm>
+                      <a:off x="0" y="0"/>
+                      <a:ext cx="5760720" cy="4554988"/>
+                    </a:xfrm>
+                    <a:prstGeom prst="rect"/>
+                  </pic:spPr>
+                </pic:pic>
+              </a:graphicData>
+            </a:graphic>
+          </wp:inline>
+        </w:drawing>
+      </w:r>
+    </w:p>
+    <w:p>
+      <w:r>
+        <w:rPr>
+          <w:rFonts w:ascii="Calibri" w:hAnsi="Calibri"/>
+          <w:i/>
+          <w:color w:val="7A3620"/>
+          <w:sz w:val="18"/>
+        </w:rPr>
+        <w:t>Only one endpoint is actually async — the sync/async split across all three client surfaces.</w:t>
+      </w:r>
+    </w:p>
+    <w:p>
+      <w:r>
+        <w:rPr>
+          <w:rFonts w:ascii="Calibri" w:hAnsi="Calibri"/>
+          <w:i w:val="0"/>
+          <w:color w:val="1F1E1D"/>
+          <w:sz w:val="21"/>
+        </w:rPr>
+        <w:t>Every layer scales down to (near) zero independently, on its own schedule: Celery workers on EC2 Spot scale to exactly zero when the job queue is empty, the API mixes a small always-on Fargate base with Spot burst capacity, and Aurora Serverless v2 steps up from a 0.5-ACU floor with no cold start of its own.</w:t>
+      </w:r>
+    </w:p>
+    <w:p>
+      <w:pPr>
+        <w:jc w:val="center"/>
+      </w:pPr>
+      <w:r>
+        <w:drawing>
+          <wp:inline xmlns:a="http://schemas.openxmlformats.org/drawingml/2006/main" xmlns:pic="http://schemas.openxmlformats.org/drawingml/2006/picture">
+            <wp:extent cx="5760720" cy="3231623"/>
+            <wp:docPr id="4" name="Picture 4"/>
+            <wp:cNvGraphicFramePr>
+              <a:graphicFrameLocks noChangeAspect="1"/>
+            </wp:cNvGraphicFramePr>
+            <a:graphic>
+              <a:graphicData uri="http://schemas.openxmlformats.org/drawingml/2006/picture">
+                <pic:pic>
+                  <pic:nvPicPr>
+                    <pic:cNvPr id="0" name="deepdive-infra-scaling.jpg"/>
+                    <pic:cNvPicPr/>
+                  </pic:nvPicPr>
+                  <pic:blipFill>
+                    <a:blip r:embed="rId12"/>
+                    <a:stretch>
+                      <a:fillRect/>
+                    </a:stretch>
+                  </pic:blipFill>
+                  <pic:spPr>
+                    <a:xfrm>
+                      <a:off x="0" y="0"/>
+                      <a:ext cx="5760720" cy="3231623"/>
+                    </a:xfrm>
+                    <a:prstGeom prst="rect"/>
+                  </pic:spPr>
+                </pic:pic>
+              </a:graphicData>
+            </a:graphic>
+          </wp:inline>
+        </w:drawing>
+      </w:r>
+    </w:p>
+    <w:p>
+      <w:r>
+        <w:rPr>
+          <w:rFonts w:ascii="Calibri" w:hAnsi="Calibri"/>
+          <w:i/>
+          <w:color w:val="7A3620"/>
+          <w:sz w:val="18"/>
+        </w:rPr>
+        <w:t>Three layers, three different scaling strategies, chosen per layer for what that layer actually needs.</w:t>
+      </w:r>
+    </w:p>
+    <w:p>
+      <w:pPr>
+        <w:pStyle w:val="Heading1"/>
+      </w:pPr>
+      <w:r>
+        <w:rPr>
+          <w:rFonts w:ascii="Calibri" w:hAnsi="Calibri"/>
+          <w:b/>
+          <w:color w:val="1F1E1D"/>
+          <w:sz w:val="30"/>
+        </w:rPr>
+        <w:t>The technology stack — and why each piece was cherry-picked</w:t>
+      </w:r>
+    </w:p>
+    <w:p>
+      <w:r>
+        <w:rPr>
+          <w:rFonts w:ascii="Calibri" w:hAnsi="Calibri"/>
+          <w:i w:val="0"/>
+          <w:color w:val="1F1E1D"/>
+          <w:sz w:val="21"/>
+        </w:rPr>
+        <w:t>Every choice below was made against at least one real alternative, not by default. None of it is exotic; the discipline is in picking boring, well-supported technology for each specific constraint rather than one framework for everything.</w:t>
+      </w:r>
+    </w:p>
+    <w:p>
+      <w:pPr>
+        <w:jc w:val="center"/>
+      </w:pPr>
+      <w:r>
+        <w:drawing>
+          <wp:inline xmlns:a="http://schemas.openxmlformats.org/drawingml/2006/main" xmlns:pic="http://schemas.openxmlformats.org/drawingml/2006/picture">
+            <wp:extent cx="5760720" cy="3910948"/>
+            <wp:docPr id="5" name="Picture 5"/>
+            <wp:cNvGraphicFramePr>
+              <a:graphicFrameLocks noChangeAspect="1"/>
+            </wp:cNvGraphicFramePr>
+            <a:graphic>
+              <a:graphicData uri="http://schemas.openxmlformats.org/drawingml/2006/picture">
+                <pic:pic>
+                  <pic:nvPicPr>
+                    <pic:cNvPr id="0" name="iron-triangle-stack-table.jpg"/>
+                    <pic:cNvPicPr/>
+                  </pic:nvPicPr>
+                  <pic:blipFill>
+                    <a:blip r:embed="rId13"/>
+                    <a:stretch>
+                      <a:fillRect/>
+                    </a:stretch>
+                  </pic:blipFill>
+                  <pic:spPr>
+                    <a:xfrm>
+                      <a:off x="0" y="0"/>
+                      <a:ext cx="5760720" cy="3910948"/>
+                    </a:xfrm>
+                    <a:prstGeom prst="rect"/>
+                  </pic:spPr>
+                </pic:pic>
+              </a:graphicData>
+            </a:graphic>
+          </wp:inline>
+        </w:drawing>
+      </w:r>
+    </w:p>
+    <w:p>
+      <w:r>
+        <w:rPr>
+          <w:rFonts w:ascii="Calibri" w:hAnsi="Calibri"/>
+          <w:i w:val="0"/>
+          <w:color w:val="1F1E1D"/>
+          <w:sz w:val="21"/>
+        </w:rPr>
+        <w:t>The common thread: almost every choice above is either usage-correlated cost (pay only for what runs) or a deliberate trade of a small amount of latency for a large amount of operational simplicity. The one non-cost-driven choice — CloudFront + WAF pinned to us-east-1 — is a hard AWS platform requirement for a CloudFront-attached WAFv2 WebACL, not a design preference, and is called out as such rather than presented as a clever decision.</w:t>
+      </w:r>
+    </w:p>
+    <w:p>
+      <w:pPr>
+        <w:pStyle w:val="Heading1"/>
+      </w:pPr>
+      <w:r>
+        <w:rPr>
+          <w:rFonts w:ascii="Calibri" w:hAnsi="Calibri"/>
+          <w:b/>
+          <w:color w:val="1F1E1D"/>
+          <w:sz w:val="30"/>
+        </w:rPr>
+        <w:t>Methodology: how these figures were measured, and corrected when wrong</w:t>
+      </w:r>
+    </w:p>
+    <w:p>
+      <w:r>
+        <w:rPr>
+          <w:rFonts w:ascii="Calibri" w:hAnsi="Calibri"/>
+          <w:i w:val="0"/>
+          <w:color w:val="1F1E1D"/>
+          <w:sz w:val="21"/>
+        </w:rPr>
+        <w:t>Two of the three headline figures were themselves corrected during this project's own development — worth including precisely because the honesty mechanism this project describes only means something if it also applies to its own numbers.</w:t>
+      </w:r>
+    </w:p>
+    <w:p>
+      <w:r>
+        <w:rPr>
+          <w:rFonts w:ascii="Calibri" w:hAnsi="Calibri"/>
+          <w:b/>
+          <w:color w:val="7A3620"/>
+          <w:sz w:val="24"/>
+        </w:rPr>
+        <w:t>The speed figure was corrected once.</w:t>
+      </w:r>
+    </w:p>
+    <w:p>
+      <w:r>
+        <w:rPr>
+          <w:rFonts w:ascii="Calibri" w:hAnsi="Calibri"/>
+          <w:i w:val="0"/>
+          <w:color w:val="1F1E1D"/>
+          <w:sz w:val="21"/>
+        </w:rPr>
+        <w:t>An earlier public demo reported roughly 154 seconds for a 1,000-path run — a Lambda cache-hit metric problem, not the engine's real compute time. Separately, the benchmark script's first version measured “cold start” by calling each function twice in-process, which only measures a genuine cold-compile cost if Numba's on-disk cache starts empty — and in that first run, it didn't. The fix: point NUMBA_CACHE_DIR at a fresh, empty temp directory before importing anything that touches Numba, since Numba reads that variable once, at import time. That forces a genuine first-ever compilation on the first call, and is exactly how scripts/p7_bench.py's published, reproducible numbers are produced today.</w:t>
+      </w:r>
+    </w:p>
+    <w:p>
+      <w:r>
+        <w:rPr>
+          <w:rFonts w:ascii="Calibri" w:hAnsi="Calibri"/>
+          <w:b/>
+          <w:color w:val="7A3620"/>
+          <w:sz w:val="24"/>
+        </w:rPr>
+        <w:t>The cost figure was corrected once, in the opposite direction.</w:t>
+      </w:r>
+    </w:p>
+    <w:p>
+      <w:r>
+        <w:rPr>
+          <w:rFonts w:ascii="Calibri" w:hAnsi="Calibri"/>
+          <w:i w:val="0"/>
+          <w:color w:val="1F1E1D"/>
+          <w:sz w:val="21"/>
+        </w:rPr>
+        <w:t>A bottom-up estimate assembled entirely from repo artifacts projected a fixed infrastructure baseline of roughly $349–430/month, essentially flat across 10,000, 100,000, or 1,000,000 Monte Carlo scenarios per month (actual compute runs at sub-cent per scenario on two independent benchmarks). The real prod invoice came back at $900–1,000/month — about 2.2x that estimate. The estimate's own methodology had already flagged this exact risk in writing beforehand; fixed-cost line items (ElastiCache at real traffic, Aurora's actual ACU rate, NAT Gateway data processing) are the leading suspects, honestly flagged as unresolved rather than papered over.</w:t>
+      </w:r>
+    </w:p>
+    <w:p>
+      <w:pPr>
+        <w:jc w:val="center"/>
+      </w:pPr>
+      <w:r>
+        <w:drawing>
+          <wp:inline xmlns:a="http://schemas.openxmlformats.org/drawingml/2006/main" xmlns:pic="http://schemas.openxmlformats.org/drawingml/2006/picture">
+            <wp:extent cx="5760720" cy="2282549"/>
+            <wp:docPr id="6" name="Picture 6"/>
+            <wp:cNvGraphicFramePr>
+              <a:graphicFrameLocks noChangeAspect="1"/>
+            </wp:cNvGraphicFramePr>
+            <a:graphic>
+              <a:graphicData uri="http://schemas.openxmlformats.org/drawingml/2006/picture">
+                <pic:pic>
+                  <pic:nvPicPr>
+                    <pic:cNvPr id="0" name="iron-triangle-cost-breakdown.jpg"/>
+                    <pic:cNvPicPr/>
+                  </pic:nvPicPr>
+                  <pic:blipFill>
+                    <a:blip r:embed="rId14"/>
+                    <a:stretch>
+                      <a:fillRect/>
+                    </a:stretch>
+                  </pic:blipFill>
+                  <pic:spPr>
+                    <a:xfrm>
+                      <a:off x="0" y="0"/>
+                      <a:ext cx="5760720" cy="2282549"/>
+                    </a:xfrm>
+                    <a:prstGeom prst="rect"/>
+                  </pic:spPr>
+                </pic:pic>
+              </a:graphicData>
+            </a:graphic>
+          </wp:inline>
+        </w:drawing>
+      </w:r>
+    </w:p>
+    <w:p>
+      <w:r>
+        <w:rPr>
+          <w:rFonts w:ascii="Calibri" w:hAnsi="Calibri"/>
+          <w:b/>
+          <w:color w:val="7A3620"/>
+          <w:sz w:val="24"/>
+        </w:rPr>
+        <w:t>The accuracy figure has no live equivalent to correct against, by design.</w:t>
+      </w:r>
+    </w:p>
+    <w:p>
+      <w:r>
+        <w:rPr>
+          <w:rFonts w:ascii="Calibri" w:hAnsi="Calibri"/>
+          <w:i w:val="0"/>
+          <w:color w:val="1F1E1D"/>
+          <w:sz w:val="21"/>
+        </w:rPr>
+        <w:t>A production VaR or pricing request has no ground-truth answer to compare against at request time, so “accuracy” here is deliberately a static, validation-derived score rather than a fabricated per-request percentage: 627 test assertions across 8 domain suites, checked against closed-form solutions and published Basel/FRTB worked examples, re-run on every change and again per release — not a live metric, and not presented as one.</w:t>
       </w:r>
     </w:p>
     <w:sectPr>

--- a/docs/proposals/pyvar-iron-triangle-benchmark.docx
+++ b/docs/proposals/pyvar-iron-triangle-benchmark.docx
@@ -1244,6 +1244,130 @@
           <w:sz w:val="21"/>
         </w:rPr>
         <w:t>A production VaR or pricing request has no ground-truth answer to compare against at request time, so “accuracy” here is deliberately a static, validation-derived score rather than a fabricated per-request percentage: 627 test assertions across 8 domain suites, checked against closed-form solutions and published Basel/FRTB worked examples, re-run on every change and again per release — not a live metric, and not presented as one.</w:t>
+      </w:r>
+    </w:p>
+    <w:p>
+      <w:pPr>
+        <w:pStyle w:val="Heading1"/>
+      </w:pPr>
+      <w:r>
+        <w:rPr>
+          <w:rFonts w:ascii="Calibri" w:hAnsi="Calibri"/>
+          <w:b/>
+          <w:color w:val="1F1E1D"/>
+          <w:sz w:val="30"/>
+        </w:rPr>
+        <w:t>How pyvar's speed compares to what the industry itself has published</w:t>
+      </w:r>
+    </w:p>
+    <w:p>
+      <w:r>
+        <w:rPr>
+          <w:rFonts w:ascii="Calibri" w:hAnsi="Calibri"/>
+          <w:b w:val="0"/>
+          <w:color w:val="1F1E1D"/>
+          <w:sz w:val="21"/>
+        </w:rPr>
+        <w:t>No named vendor's product was tested to produce the Iron Triangle chart above. But public, dated, named case studies exist for how long comparable risk calculations take at enterprise scale, and they set a real bar — one worth stating plainly rather than hedging around.</w:t>
+      </w:r>
+    </w:p>
+    <w:p>
+      <w:pPr>
+        <w:pStyle w:val="ListParagraph"/>
+        <w:ind w:left="360"/>
+      </w:pPr>
+      <w:r>
+        <w:rPr>
+          <w:rFonts w:ascii="Calibri" w:hAnsi="Calibri"/>
+          <w:b w:val="0"/>
+          <w:color w:val="1F1E1D"/>
+          <w:sz w:val="21"/>
+        </w:rPr>
+        <w:t xml:space="preserve">•  </w:t>
+      </w:r>
+      <w:r>
+        <w:rPr>
+          <w:rFonts w:ascii="Calibri" w:hAnsi="Calibri"/>
+          <w:b/>
+          <w:color w:val="1F1E1D"/>
+          <w:sz w:val="21"/>
+        </w:rPr>
+        <w:t>Amazon Web Services' own published FRTB IMA case study</w:t>
+      </w:r>
+      <w:r>
+        <w:rPr>
+          <w:rFonts w:ascii="Calibri" w:hAnsi="Calibri"/>
+          <w:b w:val="0"/>
+          <w:color w:val="1F1E1D"/>
+          <w:sz w:val="21"/>
+        </w:rPr>
+        <w:t xml:space="preserve"> cites a baseline overnight Internal Model Approach batch run of 85 hours on a single Spark/EMR cluster — and getting that down to a 5-hour target takes 17 clusters of 200 c5.24xlarge instances each. That is a real, dated industry data point on what a full FRTB IMA batch costs in wall-clock time before an institution buys its way out with that much parallel infrastructure.</w:t>
+      </w:r>
+    </w:p>
+    <w:p>
+      <w:pPr>
+        <w:pStyle w:val="ListParagraph"/>
+        <w:ind w:left="360"/>
+      </w:pPr>
+      <w:r>
+        <w:rPr>
+          <w:rFonts w:ascii="Calibri" w:hAnsi="Calibri"/>
+          <w:b w:val="0"/>
+          <w:color w:val="1F1E1D"/>
+          <w:sz w:val="21"/>
+        </w:rPr>
+        <w:t xml:space="preserve">•  </w:t>
+      </w:r>
+      <w:r>
+        <w:rPr>
+          <w:rFonts w:ascii="Calibri" w:hAnsi="Calibri"/>
+          <w:b/>
+          <w:color w:val="1F1E1D"/>
+          <w:sz w:val="21"/>
+        </w:rPr>
+        <w:t>SS&amp;C's own published case study for Bank Hapoalim</w:t>
+      </w:r>
+      <w:r>
+        <w:rPr>
+          <w:rFonts w:ascii="Calibri" w:hAnsi="Calibri"/>
+          <w:b w:val="0"/>
+          <w:color w:val="1F1E1D"/>
+          <w:sz w:val="21"/>
+        </w:rPr>
+        <w:t xml:space="preserve"> reports its Algorithmics HiPER engine cutting a full-simulation XVA/CCR batch from 20 hours to 15 minutes — a named bank, a named vendor, a named product, and the vendor's own best-case, fully-optimized result, not an industry average.</w:t>
+      </w:r>
+    </w:p>
+    <w:p>
+      <w:r>
+        <w:rPr>
+          <w:rFonts w:ascii="Calibri" w:hAnsi="Calibri"/>
+          <w:b w:val="0"/>
+          <w:color w:val="1F1E1D"/>
+          <w:sz w:val="21"/>
+        </w:rPr>
+        <w:t>pyvar's published number — 100,000-path Monte Carlo VaR completing in 2–10 seconds (docs/p7-numba-profiling-results.md, reproducible offline via scripts/p7_bench.py) — measures a different unit of work than either case study above: one portfolio's VaR request, not an enterprise-wide overnight batch spanning thousands of positions across multiple desks. Those numbers are not directly comparable, and this document is not claiming they are — the honesty discipline running through this whole positioning does not get suspended for the one section that is most flattering.</w:t>
+      </w:r>
+    </w:p>
+    <w:p>
+      <w:r>
+        <w:rPr>
+          <w:rFonts w:ascii="Calibri" w:hAnsi="Calibri"/>
+          <w:b w:val="0"/>
+          <w:color w:val="1F1E1D"/>
+          <w:sz w:val="21"/>
+        </w:rPr>
+        <w:t>What is fair to say, and checkable from the sources named above: in this exact industry, the fastest publicly disclosed, fully-optimized, named result anyone has published measures its win in minutes, not seconds — and that is after a bank bought dedicated acceleration technology and ran it as a batch job. pyvar's number is what a single default request costs today, with no comparable acceleration purchase, specialized cluster, or batch window required. That gap is real even without comparing like-for-like workloads.</w:t>
+      </w:r>
+    </w:p>
+    <w:p>
+      <w:r>
+        <w:rPr>
+          <w:rFonts w:ascii="Calibri" w:hAnsi="Calibri"/>
+          <w:b w:val="0"/>
+          <w:color w:val="1F1E1D"/>
+          <w:sz w:val="21"/>
+        </w:rPr>
+        <w:t>External sources for this section: AWS, “How to improve FRTB’s Internal Model Approach implementation using Apache Spark and Amazon EMR” (aws.amazon.com/blogs/industries/how-to-improve-frtbs-internal-model-approach-implementation-using-apache-spark-and-amazon-emr); SS&amp;C Technologies, “Bank Hapoalim Transforms XVA/CCR Batch From 20 Hours to 15 Minutes” (ssctech.com/resources/form/bank-hapoalim-transforms-xvaccr-batch-20-hours-15-minutes).</w:t>
       </w:r>
     </w:p>
     <w:sectPr>
